--- a/31_Rudolf_Duala_Manga_Bell_Facilitator_Guide.docx
+++ b/31_Rudolf_Duala_Manga_Bell_Facilitator_Guide.docx
@@ -143,7 +143,7 @@
           <w:color w:val="5E5E5E"/>
           <w:sz w:val="20"/>
         </w:rPr>
-        <w:t xml:space="preserve">FACILITATOR GUIDE  ·  AGES 11–16  ·  60 MINUTES</w:t>
+        <w:t xml:space="preserve">FACILITATOR GUIDE  ·  AGES 11–16  ·  45–60 MINUTES</w:t>
       </w:r>
     </w:p>
     <w:p>
@@ -248,7 +248,7 @@
                 <w:color w:val="1A1A1A"/>
                 <w:sz w:val="20"/>
               </w:rPr>
-              <w:t xml:space="preserve">60 minutes</w:t>
+              <w:t xml:space="preserve">45–60 minutes</w:t>
             </w:r>
           </w:p>
         </w:tc>
@@ -392,7 +392,7 @@
                 <w:color w:val="1A1A1A"/>
                 <w:sz w:val="20"/>
               </w:rPr>
-              <w:t xml:space="preserve">Student worksheet (one each), pens, a map of Africa showing Cameroon and the city of Douala.</w:t>
+              <w:t xml:space="preserve">Student worksheet (one each), pens, board. A map of Africa showing Cameroon and the city of Douala.</w:t>
             </w:r>
           </w:p>
         </w:tc>
@@ -464,7 +464,7 @@
                 <w:color w:val="1A1A1A"/>
                 <w:sz w:val="20"/>
               </w:rPr>
-              <w:t xml:space="preserve">Starter discussion, word match, timeline order, sorting, true or false, opinion scale, persuasive letter, exit ticket.</w:t>
+              <w:t xml:space="preserve">Match it, put it in order, tick the methods, true or false, persuasive letter, group discussion, opinion scale, confidence check.</w:t>
             </w:r>
           </w:p>
         </w:tc>
@@ -534,7 +534,7 @@
                 <w:color w:val="1A1A1A"/>
                 <w:sz w:val="20"/>
               </w:rPr>
-              <w:t xml:space="preserve">Whole class, pairs and individual work</w:t>
+              <w:t xml:space="preserve">Whole class, pairs and small groups</w:t>
             </w:r>
           </w:p>
         </w:tc>
@@ -586,7 +586,7 @@
           <w:color w:val="1A1A1A"/>
           <w:sz w:val="20"/>
         </w:rPr>
-        <w:t xml:space="preserve">Rudolf Duala Manga Bell was king of the Duala people of Douala, in what is now Cameroon, when it was a German colony. When the German government planned to push the Duala off their land so that only Europeans could live by the river, he fought back – not with weapons, but with letters, petitions and lawyers.</w:t>
+        <w:t xml:space="preserve">Rudolf Duala Manga Bell was king of the Duala people of Douala, in what is now Cameroon, when it was a German colony. When Germany planned to push the Duala off their land so that only Europeans could live by the river, he fought back – not with weapons, but with letters, petitions and lawyers.</w:t>
       </w:r>
     </w:p>
     <w:p>
@@ -951,7 +951,7 @@
                 <w:color w:val="1A1A1A"/>
                 <w:sz w:val="20"/>
               </w:rPr>
-              <w:t xml:space="preserve">Do Now</w:t>
+              <w:t xml:space="preserve">Warm-Up</w:t>
             </w:r>
           </w:p>
         </w:tc>
@@ -984,7 +984,7 @@
                 <w:color w:val="1A1A1A"/>
                 <w:sz w:val="20"/>
               </w:rPr>
-              <w:t xml:space="preserve">“Someone tells your family to leave your home so others can live there. What could you do about it?” (Part 2).</w:t>
+              <w:t xml:space="preserve">The 'leave your home' question.</w:t>
             </w:r>
           </w:p>
         </w:tc>
@@ -1088,7 +1088,7 @@
                 <w:color w:val="1A1A1A"/>
                 <w:sz w:val="20"/>
               </w:rPr>
-              <w:t xml:space="preserve">Read the Learn section. Show Cameroon and Douala on a map. Word match (Part 3).</w:t>
+              <w:t xml:space="preserve">Read the Learn section; show Cameroon and Douala on a map. Ask: what changed between the two King Bell photos? Go through the key words.</w:t>
             </w:r>
           </w:p>
         </w:tc>
@@ -1126,7 +1126,7 @@
                 <w:color w:val="1A1A1A"/>
                 <w:sz w:val="20"/>
               </w:rPr>
-              <w:t xml:space="preserve">8</w:t>
+              <w:t xml:space="preserve">20</w:t>
             </w:r>
           </w:p>
         </w:tc>
@@ -1159,7 +1159,7 @@
                 <w:color w:val="1A1A1A"/>
                 <w:sz w:val="20"/>
               </w:rPr>
-              <w:t xml:space="preserve">Timeline</w:t>
+              <w:t xml:space="preserve">Activities</w:t>
             </w:r>
           </w:p>
         </w:tc>
@@ -1192,7 +1192,7 @@
                 <w:color w:val="1A1A1A"/>
                 <w:sz w:val="20"/>
               </w:rPr>
-              <w:t xml:space="preserve">Learners put the events in order (Part 4).</w:t>
+              <w:t xml:space="preserve">Match it, put it in order, tick the methods, true or false, then the letter to parliament. Volunteers read aloud.</w:t>
             </w:r>
           </w:p>
         </w:tc>
@@ -1230,7 +1230,7 @@
                 <w:color w:val="1A1A1A"/>
                 <w:sz w:val="20"/>
               </w:rPr>
-              <w:t xml:space="preserve">10</w:t>
+              <w:t xml:space="preserve">8</w:t>
             </w:r>
           </w:p>
         </w:tc>
@@ -1263,7 +1263,7 @@
                 <w:color w:val="1A1A1A"/>
                 <w:sz w:val="20"/>
               </w:rPr>
-              <w:t xml:space="preserve">Fighting Back</w:t>
+              <w:t xml:space="preserve">Talk It Out</w:t>
             </w:r>
           </w:p>
         </w:tc>
@@ -1296,7 +1296,7 @@
                 <w:color w:val="1A1A1A"/>
                 <w:sz w:val="20"/>
               </w:rPr>
-              <w:t xml:space="preserve">Pairs sort the methods into ‘peaceful / legal’ and ‘not used’ (Part 5). Discuss why he chose the law.</w:t>
+              <w:t xml:space="preserve">Group discussion, including whether his trial was fair.</w:t>
             </w:r>
           </w:p>
         </w:tc>
@@ -1323,7 +1323,6 @@
           </w:tcPr>
           <w:p>
             <w:pPr>
-              <w:keepNext/>
               <w:spacing w:after="0"/>
             </w:pPr>
             <w:r>
@@ -1334,7 +1333,7 @@
                 <w:color w:val="1A1A1A"/>
                 <w:sz w:val="20"/>
               </w:rPr>
-              <w:t xml:space="preserve">7</w:t>
+              <w:t xml:space="preserve">5–10</w:t>
             </w:r>
           </w:p>
         </w:tc>
@@ -1356,7 +1355,6 @@
           </w:tcPr>
           <w:p>
             <w:pPr>
-              <w:keepNext/>
               <w:spacing w:after="0"/>
             </w:pPr>
             <w:r>
@@ -1367,7 +1365,7 @@
                 <w:color w:val="1A1A1A"/>
                 <w:sz w:val="20"/>
               </w:rPr>
-              <w:t xml:space="preserve">Fair or Unfair?</w:t>
+              <w:t xml:space="preserve">Reflection</w:t>
             </w:r>
           </w:p>
         </w:tc>
@@ -1389,7 +1387,6 @@
           </w:tcPr>
           <w:p>
             <w:pPr>
-              <w:keepNext/>
               <w:spacing w:after="0"/>
             </w:pPr>
             <w:r>
@@ -1400,212 +1397,7 @@
                 <w:color w:val="1A1A1A"/>
                 <w:sz w:val="20"/>
               </w:rPr>
-              <w:t xml:space="preserve">Opinion scale on the trial (Part 6). Draw out: rushed trial, war just started, no clemency.</w:t>
-            </w:r>
-          </w:p>
-        </w:tc>
-      </w:tr>
-      <w:tr>
-        <w:trPr>
-          <w:cantSplit/>
-        </w:trPr>
-        <w:tc>
-          <w:tcPr>
-            <w:tcW w:type="dxa" w:w="907"/>
-            <w:tcBorders>
-              <w:top w:val="single" w:sz="4" w:space="0" w:color="D9C58A"/>
-              <w:left w:val="single" w:sz="4" w:space="0" w:color="D9C58A"/>
-              <w:bottom w:val="single" w:sz="4" w:space="0" w:color="D9C58A"/>
-              <w:right w:val="single" w:sz="4" w:space="0" w:color="D9C58A"/>
-            </w:tcBorders>
-            <w:tcMar>
-              <w:top w:w="80" w:type="dxa"/>
-              <w:left w:w="140" w:type="dxa"/>
-              <w:bottom w:w="80" w:type="dxa"/>
-              <w:right w:w="140" w:type="dxa"/>
-            </w:tcMar>
-          </w:tcPr>
-          <w:p>
-            <w:pPr>
-              <w:keepNext/>
-              <w:spacing w:after="0"/>
-            </w:pPr>
-            <w:r>
-              <w:rPr>
-                <w:rFonts w:ascii="Aptos" w:hAnsi="Aptos"/>
-                <w:b w:val="0"/>
-                <w:i w:val="0"/>
-                <w:color w:val="1A1A1A"/>
-                <w:sz w:val="20"/>
-              </w:rPr>
-              <w:t xml:space="preserve">15</w:t>
-            </w:r>
-          </w:p>
-        </w:tc>
-        <w:tc>
-          <w:tcPr>
-            <w:tcW w:type="dxa" w:w="2154"/>
-            <w:tcBorders>
-              <w:top w:val="single" w:sz="4" w:space="0" w:color="D9C58A"/>
-              <w:left w:val="single" w:sz="4" w:space="0" w:color="D9C58A"/>
-              <w:bottom w:val="single" w:sz="4" w:space="0" w:color="D9C58A"/>
-              <w:right w:val="single" w:sz="4" w:space="0" w:color="D9C58A"/>
-            </w:tcBorders>
-            <w:tcMar>
-              <w:top w:w="80" w:type="dxa"/>
-              <w:left w:w="140" w:type="dxa"/>
-              <w:bottom w:w="80" w:type="dxa"/>
-              <w:right w:w="140" w:type="dxa"/>
-            </w:tcMar>
-          </w:tcPr>
-          <w:p>
-            <w:pPr>
-              <w:keepNext/>
-              <w:spacing w:after="0"/>
-            </w:pPr>
-            <w:r>
-              <w:rPr>
-                <w:rFonts w:ascii="Aptos" w:hAnsi="Aptos"/>
-                <w:b w:val="0"/>
-                <w:i w:val="0"/>
-                <w:color w:val="1A1A1A"/>
-                <w:sz w:val="20"/>
-              </w:rPr>
-              <w:t xml:space="preserve">Letter to the Reichstag</w:t>
-            </w:r>
-          </w:p>
-        </w:tc>
-        <w:tc>
-          <w:tcPr>
-            <w:tcW w:type="dxa" w:w="6180"/>
-            <w:tcBorders>
-              <w:top w:val="single" w:sz="4" w:space="0" w:color="D9C58A"/>
-              <w:left w:val="single" w:sz="4" w:space="0" w:color="D9C58A"/>
-              <w:bottom w:val="single" w:sz="4" w:space="0" w:color="D9C58A"/>
-              <w:right w:val="single" w:sz="4" w:space="0" w:color="D9C58A"/>
-            </w:tcBorders>
-            <w:tcMar>
-              <w:top w:w="80" w:type="dxa"/>
-              <w:left w:w="140" w:type="dxa"/>
-              <w:bottom w:w="80" w:type="dxa"/>
-              <w:right w:w="140" w:type="dxa"/>
-            </w:tcMar>
-          </w:tcPr>
-          <w:p>
-            <w:pPr>
-              <w:keepNext/>
-              <w:spacing w:after="0"/>
-            </w:pPr>
-            <w:r>
-              <w:rPr>
-                <w:rFonts w:ascii="Aptos" w:hAnsi="Aptos"/>
-                <w:b w:val="0"/>
-                <w:i w:val="0"/>
-                <w:color w:val="1A1A1A"/>
-                <w:sz w:val="20"/>
-              </w:rPr>
-              <w:t xml:space="preserve">Learners write a short persuasive letter as a Duala chief in 1912 (Part 7). Volunteers read aloud.</w:t>
-            </w:r>
-          </w:p>
-        </w:tc>
-      </w:tr>
-      <w:tr>
-        <w:trPr>
-          <w:cantSplit/>
-        </w:trPr>
-        <w:tc>
-          <w:tcPr>
-            <w:tcW w:type="dxa" w:w="907"/>
-            <w:tcBorders>
-              <w:top w:val="single" w:sz="4" w:space="0" w:color="D9C58A"/>
-              <w:left w:val="single" w:sz="4" w:space="0" w:color="D9C58A"/>
-              <w:bottom w:val="single" w:sz="4" w:space="0" w:color="D9C58A"/>
-              <w:right w:val="single" w:sz="4" w:space="0" w:color="D9C58A"/>
-            </w:tcBorders>
-            <w:tcMar>
-              <w:top w:w="80" w:type="dxa"/>
-              <w:left w:w="140" w:type="dxa"/>
-              <w:bottom w:w="80" w:type="dxa"/>
-              <w:right w:w="140" w:type="dxa"/>
-            </w:tcMar>
-          </w:tcPr>
-          <w:p>
-            <w:pPr>
-              <w:spacing w:after="0"/>
-            </w:pPr>
-            <w:r>
-              <w:rPr>
-                <w:rFonts w:ascii="Aptos" w:hAnsi="Aptos"/>
-                <w:b w:val="0"/>
-                <w:i w:val="0"/>
-                <w:color w:val="1A1A1A"/>
-                <w:sz w:val="20"/>
-              </w:rPr>
-              <w:t xml:space="preserve">5</w:t>
-            </w:r>
-          </w:p>
-        </w:tc>
-        <w:tc>
-          <w:tcPr>
-            <w:tcW w:type="dxa" w:w="2154"/>
-            <w:tcBorders>
-              <w:top w:val="single" w:sz="4" w:space="0" w:color="D9C58A"/>
-              <w:left w:val="single" w:sz="4" w:space="0" w:color="D9C58A"/>
-              <w:bottom w:val="single" w:sz="4" w:space="0" w:color="D9C58A"/>
-              <w:right w:val="single" w:sz="4" w:space="0" w:color="D9C58A"/>
-            </w:tcBorders>
-            <w:tcMar>
-              <w:top w:w="80" w:type="dxa"/>
-              <w:left w:w="140" w:type="dxa"/>
-              <w:bottom w:w="80" w:type="dxa"/>
-              <w:right w:w="140" w:type="dxa"/>
-            </w:tcMar>
-          </w:tcPr>
-          <w:p>
-            <w:pPr>
-              <w:spacing w:after="0"/>
-            </w:pPr>
-            <w:r>
-              <w:rPr>
-                <w:rFonts w:ascii="Aptos" w:hAnsi="Aptos"/>
-                <w:b w:val="0"/>
-                <w:i w:val="0"/>
-                <w:color w:val="1A1A1A"/>
-                <w:sz w:val="20"/>
-              </w:rPr>
-              <w:t xml:space="preserve">True/False &amp; Exit</w:t>
-            </w:r>
-          </w:p>
-        </w:tc>
-        <w:tc>
-          <w:tcPr>
-            <w:tcW w:type="dxa" w:w="6180"/>
-            <w:tcBorders>
-              <w:top w:val="single" w:sz="4" w:space="0" w:color="D9C58A"/>
-              <w:left w:val="single" w:sz="4" w:space="0" w:color="D9C58A"/>
-              <w:bottom w:val="single" w:sz="4" w:space="0" w:color="D9C58A"/>
-              <w:right w:val="single" w:sz="4" w:space="0" w:color="D9C58A"/>
-            </w:tcBorders>
-            <w:tcMar>
-              <w:top w:w="80" w:type="dxa"/>
-              <w:left w:w="140" w:type="dxa"/>
-              <w:bottom w:w="80" w:type="dxa"/>
-              <w:right w:w="140" w:type="dxa"/>
-            </w:tcMar>
-          </w:tcPr>
-          <w:p>
-            <w:pPr>
-              <w:spacing w:after="0"/>
-            </w:pPr>
-            <w:r>
-              <w:rPr>
-                <w:rFonts w:ascii="Aptos" w:hAnsi="Aptos"/>
-                <w:b w:val="0"/>
-                <w:i w:val="0"/>
-                <w:color w:val="1A1A1A"/>
-                <w:sz w:val="20"/>
-              </w:rPr>
-              <w:t xml:space="preserve">True or false and exit ticket (Parts 8–9).</w:t>
+              <w:t xml:space="preserve">Opinion scale, confidence check and exit ticket.</w:t>
             </w:r>
           </w:p>
         </w:tc>
@@ -1937,7 +1729,7 @@
                 <w:color w:val="1A1A1A"/>
                 <w:sz w:val="20"/>
               </w:rPr>
-              <w:t xml:space="preserve">Educated in Germany, including at a grammar school in Ulm. Returns one of the best-educated men in the colony.</w:t>
+              <w:t xml:space="preserve">Educated in Germany, including at a grammar school in Ulm.</w:t>
             </w:r>
           </w:p>
         </w:tc>
@@ -2079,7 +1871,7 @@
                 <w:color w:val="1A1A1A"/>
                 <w:sz w:val="20"/>
               </w:rPr>
-              <w:t xml:space="preserve">Germany plans to move the Duala inland, away from the river, so Europeans can settle there.</w:t>
+              <w:t xml:space="preserve">Germany plans to move the Duala inland so Europeans can settle by the river.</w:t>
             </w:r>
           </w:p>
         </w:tc>
@@ -2117,7 +1909,7 @@
                 <w:color w:val="1A1A1A"/>
                 <w:sz w:val="20"/>
               </w:rPr>
-              <w:t xml:space="preserve">1911–1912</w:t>
+              <w:t xml:space="preserve">1911–1913</w:t>
             </w:r>
           </w:p>
         </w:tc>
@@ -2150,7 +1942,7 @@
                 <w:color w:val="1A1A1A"/>
                 <w:sz w:val="20"/>
               </w:rPr>
-              <w:t xml:space="preserve">Duala chiefs send petitions to the Reichstag, the German parliament.</w:t>
+              <w:t xml:space="preserve">Duala chiefs petition the Reichstag. Land seizures begin in 1913; Germany removes him as king.</w:t>
             </w:r>
           </w:p>
         </w:tc>
@@ -2188,7 +1980,7 @@
                 <w:color w:val="1A1A1A"/>
                 <w:sz w:val="20"/>
               </w:rPr>
-              <w:t xml:space="preserve">1913</w:t>
+              <w:t xml:space="preserve">1914</w:t>
             </w:r>
           </w:p>
         </w:tc>
@@ -2221,7 +2013,7 @@
                 <w:color w:val="1A1A1A"/>
                 <w:sz w:val="20"/>
               </w:rPr>
-              <w:t xml:space="preserve">The land seizures begin. In August Germany removes him as king and stops his pay.</w:t>
+              <w:t xml:space="preserve">Secretly sends Adolf Ngoso Din to Germany to hire a lawyer. Both are arrested, tried for treason on 7 August and hanged on 8 August.</w:t>
             </w:r>
           </w:p>
         </w:tc>
@@ -2259,7 +2051,7 @@
                 <w:color w:val="1A1A1A"/>
                 <w:sz w:val="20"/>
               </w:rPr>
-              <w:t xml:space="preserve">1914</w:t>
+              <w:t xml:space="preserve">1935–1936</w:t>
             </w:r>
           </w:p>
         </w:tc>
@@ -2292,7 +2084,7 @@
                 <w:color w:val="1A1A1A"/>
                 <w:sz w:val="20"/>
               </w:rPr>
-              <w:t xml:space="preserve">He secretly sends Adolf Ngoso Din to Germany to hire a lawyer. Both men are arrested and charged with treason.</w:t>
+              <w:t xml:space="preserve">His body is reburied in Douala and a memorial is put up.</w:t>
             </w:r>
           </w:p>
         </w:tc>
@@ -2319,7 +2111,6 @@
           </w:tcPr>
           <w:p>
             <w:pPr>
-              <w:keepNext/>
               <w:spacing w:after="0"/>
             </w:pPr>
             <w:r>
@@ -2330,7 +2121,7 @@
                 <w:color w:val="1A1A1A"/>
                 <w:sz w:val="20"/>
               </w:rPr>
-              <w:t xml:space="preserve">8 Aug 1914</w:t>
+              <w:t xml:space="preserve">2018–2022</w:t>
             </w:r>
           </w:p>
         </w:tc>
@@ -2352,7 +2143,6 @@
           </w:tcPr>
           <w:p>
             <w:pPr>
-              <w:keepNext/>
               <w:spacing w:after="0"/>
             </w:pPr>
             <w:r>
@@ -2363,146 +2153,6 @@
                 <w:color w:val="1A1A1A"/>
                 <w:sz w:val="20"/>
               </w:rPr>
-              <w:t xml:space="preserve">After a rushed trial the day before, both are hanged. The First World War had just begun.</w:t>
-            </w:r>
-          </w:p>
-        </w:tc>
-      </w:tr>
-      <w:tr>
-        <w:trPr>
-          <w:cantSplit/>
-        </w:trPr>
-        <w:tc>
-          <w:tcPr>
-            <w:tcW w:type="dxa" w:w="2154"/>
-            <w:tcBorders>
-              <w:top w:val="single" w:sz="4" w:space="0" w:color="D9C58A"/>
-              <w:left w:val="single" w:sz="4" w:space="0" w:color="D9C58A"/>
-              <w:bottom w:val="single" w:sz="4" w:space="0" w:color="D9C58A"/>
-              <w:right w:val="single" w:sz="4" w:space="0" w:color="D9C58A"/>
-            </w:tcBorders>
-            <w:tcMar>
-              <w:top w:w="80" w:type="dxa"/>
-              <w:left w:w="140" w:type="dxa"/>
-              <w:bottom w:w="80" w:type="dxa"/>
-              <w:right w:w="140" w:type="dxa"/>
-            </w:tcMar>
-          </w:tcPr>
-          <w:p>
-            <w:pPr>
-              <w:keepNext/>
-              <w:spacing w:after="0"/>
-            </w:pPr>
-            <w:r>
-              <w:rPr>
-                <w:rFonts w:ascii="Aptos" w:hAnsi="Aptos"/>
-                <w:b w:val="0"/>
-                <w:i w:val="0"/>
-                <w:color w:val="1A1A1A"/>
-                <w:sz w:val="20"/>
-              </w:rPr>
-              <w:t xml:space="preserve">1935–1936</w:t>
-            </w:r>
-          </w:p>
-        </w:tc>
-        <w:tc>
-          <w:tcPr>
-            <w:tcW w:type="dxa" w:w="7087"/>
-            <w:tcBorders>
-              <w:top w:val="single" w:sz="4" w:space="0" w:color="D9C58A"/>
-              <w:left w:val="single" w:sz="4" w:space="0" w:color="D9C58A"/>
-              <w:bottom w:val="single" w:sz="4" w:space="0" w:color="D9C58A"/>
-              <w:right w:val="single" w:sz="4" w:space="0" w:color="D9C58A"/>
-            </w:tcBorders>
-            <w:tcMar>
-              <w:top w:w="80" w:type="dxa"/>
-              <w:left w:w="140" w:type="dxa"/>
-              <w:bottom w:w="80" w:type="dxa"/>
-              <w:right w:w="140" w:type="dxa"/>
-            </w:tcMar>
-          </w:tcPr>
-          <w:p>
-            <w:pPr>
-              <w:keepNext/>
-              <w:spacing w:after="0"/>
-            </w:pPr>
-            <w:r>
-              <w:rPr>
-                <w:rFonts w:ascii="Aptos" w:hAnsi="Aptos"/>
-                <w:b w:val="0"/>
-                <w:i w:val="0"/>
-                <w:color w:val="1A1A1A"/>
-                <w:sz w:val="20"/>
-              </w:rPr>
-              <w:t xml:space="preserve">His body is reburied in Douala and a memorial is put up.</w:t>
-            </w:r>
-          </w:p>
-        </w:tc>
-      </w:tr>
-      <w:tr>
-        <w:trPr>
-          <w:cantSplit/>
-        </w:trPr>
-        <w:tc>
-          <w:tcPr>
-            <w:tcW w:type="dxa" w:w="2154"/>
-            <w:tcBorders>
-              <w:top w:val="single" w:sz="4" w:space="0" w:color="D9C58A"/>
-              <w:left w:val="single" w:sz="4" w:space="0" w:color="D9C58A"/>
-              <w:bottom w:val="single" w:sz="4" w:space="0" w:color="D9C58A"/>
-              <w:right w:val="single" w:sz="4" w:space="0" w:color="D9C58A"/>
-            </w:tcBorders>
-            <w:tcMar>
-              <w:top w:w="80" w:type="dxa"/>
-              <w:left w:w="140" w:type="dxa"/>
-              <w:bottom w:w="80" w:type="dxa"/>
-              <w:right w:w="140" w:type="dxa"/>
-            </w:tcMar>
-          </w:tcPr>
-          <w:p>
-            <w:pPr>
-              <w:spacing w:after="0"/>
-            </w:pPr>
-            <w:r>
-              <w:rPr>
-                <w:rFonts w:ascii="Aptos" w:hAnsi="Aptos"/>
-                <w:b w:val="0"/>
-                <w:i w:val="0"/>
-                <w:color w:val="1A1A1A"/>
-                <w:sz w:val="20"/>
-              </w:rPr>
-              <w:t xml:space="preserve">2018–2022</w:t>
-            </w:r>
-          </w:p>
-        </w:tc>
-        <w:tc>
-          <w:tcPr>
-            <w:tcW w:type="dxa" w:w="7087"/>
-            <w:tcBorders>
-              <w:top w:val="single" w:sz="4" w:space="0" w:color="D9C58A"/>
-              <w:left w:val="single" w:sz="4" w:space="0" w:color="D9C58A"/>
-              <w:bottom w:val="single" w:sz="4" w:space="0" w:color="D9C58A"/>
-              <w:right w:val="single" w:sz="4" w:space="0" w:color="D9C58A"/>
-            </w:tcBorders>
-            <w:tcMar>
-              <w:top w:w="80" w:type="dxa"/>
-              <w:left w:w="140" w:type="dxa"/>
-              <w:bottom w:w="80" w:type="dxa"/>
-              <w:right w:w="140" w:type="dxa"/>
-            </w:tcMar>
-          </w:tcPr>
-          <w:p>
-            <w:pPr>
-              <w:spacing w:after="0"/>
-            </w:pPr>
-            <w:r>
-              <w:rPr>
-                <w:rFonts w:ascii="Aptos" w:hAnsi="Aptos"/>
-                <w:b w:val="0"/>
-                <w:i w:val="0"/>
-                <w:color w:val="1A1A1A"/>
-                <w:sz w:val="20"/>
-              </w:rPr>
               <w:t xml:space="preserve">A Berlin district announces it will rename a square after Rudolf and his wife Emily; a Hamburg museum holds an exhibition about him.</w:t>
             </w:r>
           </w:p>
@@ -2517,6 +2167,356 @@
         <w:rPr>
           <w:sz w:val="4"/>
         </w:rPr>
+      </w:r>
+    </w:p>
+    <w:p>
+      <w:pPr>
+        <w:keepNext/>
+        <w:pBdr>
+          <w:top w:val="single" w:sz="4" w:space="4" w:color="007A3D"/>
+          <w:left w:val="single" w:sz="4" w:space="6" w:color="007A3D"/>
+          <w:bottom w:val="single" w:sz="4" w:space="4" w:color="007A3D"/>
+          <w:right w:val="single" w:sz="4" w:space="6" w:color="007A3D"/>
+        </w:pBdr>
+        <w:shd w:val="clear" w:color="auto" w:fill="007A3D"/>
+        <w:spacing w:before="200" w:after="120"/>
+        <w:ind w:left="68" w:right="68"/>
+      </w:pPr>
+      <w:r>
+        <w:rPr>
+          <w:rFonts w:ascii="Aptos Display" w:hAnsi="Aptos Display"/>
+          <w:b/>
+          <w:i w:val="0"/>
+          <w:color w:val="FFFFFF"/>
+          <w:sz w:val="27"/>
+        </w:rPr>
+        <w:t xml:space="preserve">6.  Delivery Notes</w:t>
+      </w:r>
+    </w:p>
+    <w:p>
+      <w:pPr>
+        <w:spacing w:after="60"/>
+        <w:ind w:left="454" w:hanging="255"/>
+      </w:pPr>
+      <w:r>
+        <w:rPr>
+          <w:rFonts w:ascii="Aptos" w:hAnsi="Aptos"/>
+          <w:b/>
+          <w:i w:val="0"/>
+          <w:color w:val="CE1126"/>
+          <w:sz w:val="16"/>
+        </w:rPr>
+        <w:t xml:space="preserve">■  </w:t>
+      </w:r>
+      <w:r>
+        <w:rPr>
+          <w:rFonts w:ascii="Aptos" w:hAnsi="Aptos"/>
+          <w:b/>
+          <w:i w:val="0"/>
+          <w:color w:val="1A1A1A"/>
+          <w:sz w:val="20"/>
+        </w:rPr>
+        <w:t xml:space="preserve">Colonialism: </w:t>
+      </w:r>
+      <w:r>
+        <w:rPr>
+          <w:rFonts w:ascii="Aptos" w:hAnsi="Aptos"/>
+          <w:b w:val="0"/>
+          <w:i w:val="0"/>
+          <w:color w:val="1A1A1A"/>
+          <w:sz w:val="20"/>
+        </w:rPr>
+        <w:t xml:space="preserve">define it at the start – one country taking control of another country and its people.</w:t>
+      </w:r>
+    </w:p>
+    <w:p>
+      <w:pPr>
+        <w:spacing w:after="60"/>
+        <w:ind w:left="454" w:hanging="255"/>
+      </w:pPr>
+      <w:r>
+        <w:rPr>
+          <w:rFonts w:ascii="Aptos" w:hAnsi="Aptos"/>
+          <w:b/>
+          <w:i w:val="0"/>
+          <w:color w:val="E8A800"/>
+          <w:sz w:val="16"/>
+        </w:rPr>
+        <w:t xml:space="preserve">■  </w:t>
+      </w:r>
+      <w:r>
+        <w:rPr>
+          <w:rFonts w:ascii="Aptos" w:hAnsi="Aptos"/>
+          <w:b/>
+          <w:i w:val="0"/>
+          <w:color w:val="1A1A1A"/>
+          <w:sz w:val="20"/>
+        </w:rPr>
+        <w:t xml:space="preserve">Execution: </w:t>
+      </w:r>
+      <w:r>
+        <w:rPr>
+          <w:rFonts w:ascii="Aptos" w:hAnsi="Aptos"/>
+          <w:b w:val="0"/>
+          <w:i w:val="0"/>
+          <w:color w:val="1A1A1A"/>
+          <w:sz w:val="20"/>
+        </w:rPr>
+        <w:t xml:space="preserve">state the facts calmly. Do not describe or show images of the execution.</w:t>
+      </w:r>
+    </w:p>
+    <w:p>
+      <w:pPr>
+        <w:spacing w:after="60"/>
+        <w:ind w:left="454" w:hanging="255"/>
+      </w:pPr>
+      <w:r>
+        <w:rPr>
+          <w:rFonts w:ascii="Aptos" w:hAnsi="Aptos"/>
+          <w:b/>
+          <w:i w:val="0"/>
+          <w:color w:val="007A3D"/>
+          <w:sz w:val="16"/>
+        </w:rPr>
+        <w:t xml:space="preserve">■  </w:t>
+      </w:r>
+      <w:r>
+        <w:rPr>
+          <w:rFonts w:ascii="Aptos" w:hAnsi="Aptos"/>
+          <w:b/>
+          <w:i w:val="0"/>
+          <w:color w:val="1A1A1A"/>
+          <w:sz w:val="20"/>
+        </w:rPr>
+        <w:t xml:space="preserve">Photos: </w:t>
+      </w:r>
+      <w:r>
+        <w:rPr>
+          <w:rFonts w:ascii="Aptos" w:hAnsi="Aptos"/>
+          <w:b w:val="0"/>
+          <w:i w:val="0"/>
+          <w:color w:val="1A1A1A"/>
+          <w:sz w:val="20"/>
+        </w:rPr>
+        <w:t xml:space="preserve">the 1874 photo shows an earlier King Bell, not Rudolf.</w:t>
+      </w:r>
+    </w:p>
+    <w:p>
+      <w:pPr>
+        <w:spacing w:after="60"/>
+        <w:ind w:left="454" w:hanging="255"/>
+      </w:pPr>
+      <w:r>
+        <w:rPr>
+          <w:rFonts w:ascii="Aptos" w:hAnsi="Aptos"/>
+          <w:b/>
+          <w:i w:val="0"/>
+          <w:color w:val="CE1126"/>
+          <w:sz w:val="16"/>
+        </w:rPr>
+        <w:t xml:space="preserve">■  </w:t>
+      </w:r>
+      <w:r>
+        <w:rPr>
+          <w:rFonts w:ascii="Aptos" w:hAnsi="Aptos"/>
+          <w:b/>
+          <w:i w:val="0"/>
+          <w:color w:val="1A1A1A"/>
+          <w:sz w:val="20"/>
+        </w:rPr>
+        <w:t xml:space="preserve">Letter: </w:t>
+      </w:r>
+      <w:r>
+        <w:rPr>
+          <w:rFonts w:ascii="Aptos" w:hAnsi="Aptos"/>
+          <w:b w:val="0"/>
+          <w:i w:val="0"/>
+          <w:color w:val="1A1A1A"/>
+          <w:sz w:val="20"/>
+        </w:rPr>
+        <w:t xml:space="preserve">lower-literacy learners can use the starters for three sentences.</w:t>
+      </w:r>
+    </w:p>
+    <w:p>
+      <w:pPr>
+        <w:spacing w:after="0" w:line="160" w:lineRule="exact"/>
+      </w:pPr>
+      <w:r>
+        <w:rPr>
+          <w:sz w:val="4"/>
+        </w:rPr>
+      </w:r>
+    </w:p>
+    <w:p>
+      <w:pPr>
+        <w:keepNext/>
+        <w:pBdr>
+          <w:top w:val="single" w:sz="4" w:space="4" w:color="CE1126"/>
+          <w:left w:val="single" w:sz="4" w:space="6" w:color="CE1126"/>
+          <w:bottom w:val="single" w:sz="4" w:space="4" w:color="CE1126"/>
+          <w:right w:val="single" w:sz="4" w:space="6" w:color="CE1126"/>
+        </w:pBdr>
+        <w:shd w:val="clear" w:color="auto" w:fill="CE1126"/>
+        <w:spacing w:before="200" w:after="120"/>
+        <w:ind w:left="68" w:right="68"/>
+      </w:pPr>
+      <w:r>
+        <w:rPr>
+          <w:rFonts w:ascii="Aptos Display" w:hAnsi="Aptos Display"/>
+          <w:b/>
+          <w:i w:val="0"/>
+          <w:color w:val="FFFFFF"/>
+          <w:sz w:val="27"/>
+        </w:rPr>
+        <w:t xml:space="preserve">7.  Answer Key</w:t>
+      </w:r>
+    </w:p>
+    <w:p>
+      <w:pPr>
+        <w:keepNext/>
+        <w:spacing w:before="0" w:after="40"/>
+      </w:pPr>
+      <w:r>
+        <w:rPr>
+          <w:rFonts w:ascii="Aptos" w:hAnsi="Aptos"/>
+          <w:b/>
+          <w:i w:val="0"/>
+          <w:color w:val="007A3D"/>
+          <w:sz w:val="21"/>
+        </w:rPr>
+        <w:t xml:space="preserve">Match it</w:t>
+      </w:r>
+    </w:p>
+    <w:p>
+      <w:pPr>
+        <w:spacing w:before="0" w:after="120"/>
+      </w:pPr>
+      <w:r>
+        <w:rPr>
+          <w:rFonts w:ascii="Aptos" w:hAnsi="Aptos"/>
+          <w:b w:val="0"/>
+          <w:i w:val="0"/>
+          <w:color w:val="1A1A1A"/>
+          <w:sz w:val="20"/>
+        </w:rPr>
+        <w:t xml:space="preserve">Colony – B  ·  Petition – C  ·  Treaty – A  ·  Treason – E  ·  Expropriation – D</w:t>
+      </w:r>
+    </w:p>
+    <w:p>
+      <w:pPr>
+        <w:keepNext/>
+        <w:spacing w:before="0" w:after="40"/>
+      </w:pPr>
+      <w:r>
+        <w:rPr>
+          <w:rFonts w:ascii="Aptos" w:hAnsi="Aptos"/>
+          <w:b/>
+          <w:i w:val="0"/>
+          <w:color w:val="007A3D"/>
+          <w:sz w:val="21"/>
+        </w:rPr>
+        <w:t xml:space="preserve">Put it in order</w:t>
+      </w:r>
+    </w:p>
+    <w:p>
+      <w:pPr>
+        <w:spacing w:before="0" w:after="120"/>
+      </w:pPr>
+      <w:r>
+        <w:rPr>
+          <w:rFonts w:ascii="Aptos" w:hAnsi="Aptos"/>
+          <w:b w:val="0"/>
+          <w:i w:val="0"/>
+          <w:color w:val="1A1A1A"/>
+          <w:sz w:val="20"/>
+        </w:rPr>
+        <w:t xml:space="preserve">Born (1)  ·  Treaty with Germany (2)  ·  Educated in Germany (3)  ·  Becomes king (4)  ·  Land plan (5)  ·  Petitions (6)  ·  Removed as king (7)  ·  Executed (8)</w:t>
+      </w:r>
+    </w:p>
+    <w:p>
+      <w:pPr>
+        <w:keepNext/>
+        <w:spacing w:before="0" w:after="40"/>
+      </w:pPr>
+      <w:r>
+        <w:rPr>
+          <w:rFonts w:ascii="Aptos" w:hAnsi="Aptos"/>
+          <w:b/>
+          <w:i w:val="0"/>
+          <w:color w:val="007A3D"/>
+          <w:sz w:val="21"/>
+        </w:rPr>
+        <w:t xml:space="preserve">How did he fight back?</w:t>
+      </w:r>
+    </w:p>
+    <w:p>
+      <w:pPr>
+        <w:spacing w:before="0" w:after="120"/>
+      </w:pPr>
+      <w:r>
+        <w:rPr>
+          <w:rFonts w:ascii="Aptos" w:hAnsi="Aptos"/>
+          <w:b w:val="0"/>
+          <w:i w:val="0"/>
+          <w:color w:val="1A1A1A"/>
+          <w:sz w:val="20"/>
+        </w:rPr>
+        <w:t xml:space="preserve">Used: letters, petitions, hiring a lawyer, support from German journalists, asking other countries for help. Not used: an armed uprising.</w:t>
+      </w:r>
+    </w:p>
+    <w:p>
+      <w:pPr>
+        <w:keepNext/>
+        <w:spacing w:before="0" w:after="40"/>
+      </w:pPr>
+      <w:r>
+        <w:rPr>
+          <w:rFonts w:ascii="Aptos" w:hAnsi="Aptos"/>
+          <w:b/>
+          <w:i w:val="0"/>
+          <w:color w:val="007A3D"/>
+          <w:sz w:val="21"/>
+        </w:rPr>
+        <w:t xml:space="preserve">True or false</w:t>
+      </w:r>
+    </w:p>
+    <w:p>
+      <w:pPr>
+        <w:spacing w:before="0" w:after="120"/>
+      </w:pPr>
+      <w:r>
+        <w:rPr>
+          <w:rFonts w:ascii="Aptos" w:hAnsi="Aptos"/>
+          <w:b w:val="0"/>
+          <w:i w:val="0"/>
+          <w:color w:val="1A1A1A"/>
+          <w:sz w:val="20"/>
+        </w:rPr>
+        <w:t xml:space="preserve">1 True  ·  2 False (Germany)  ·  3 True  ·  4 False (he used letters, petitions and lawyers)  ·  5 True  ·  6 False (hanged in 1914)</w:t>
+      </w:r>
+    </w:p>
+    <w:p>
+      <w:pPr>
+        <w:keepNext/>
+        <w:pBdr>
+          <w:top w:val="single" w:sz="4" w:space="4" w:color="E8A800"/>
+          <w:left w:val="single" w:sz="4" w:space="6" w:color="E8A800"/>
+          <w:bottom w:val="single" w:sz="4" w:space="4" w:color="E8A800"/>
+          <w:right w:val="single" w:sz="4" w:space="6" w:color="E8A800"/>
+        </w:pBdr>
+        <w:shd w:val="clear" w:color="auto" w:fill="E8A800"/>
+        <w:spacing w:before="200" w:after="120"/>
+        <w:ind w:left="68" w:right="68"/>
+      </w:pPr>
+      <w:r>
+        <w:rPr>
+          <w:rFonts w:ascii="Aptos Display" w:hAnsi="Aptos Display"/>
+          <w:b/>
+          <w:i w:val="0"/>
+          <w:color w:val="1A1A1A"/>
+          <w:sz w:val="27"/>
+        </w:rPr>
+        <w:t xml:space="preserve">8.  Sensitivity &amp; Safeguarding</w:t>
       </w:r>
     </w:p>
     <w:tbl>
@@ -2538,11 +2538,11 @@
             <w:tcW w:type="dxa" w:w="9242"/>
             <w:tcBorders>
               <w:top w:val="nil"/>
-              <w:left w:val="single" w:sz="36" w:space="0" w:color="E8A800"/>
+              <w:left w:val="single" w:sz="36" w:space="0" w:color="CE1126"/>
               <w:bottom w:val="nil"/>
               <w:right w:val="nil"/>
             </w:tcBorders>
-            <w:shd w:val="clear" w:color="auto" w:fill="FFF3CC"/>
+            <w:shd w:val="clear" w:color="auto" w:fill="FBE4E7"/>
             <w:tcMar>
               <w:top w:w="110" w:type="dxa"/>
               <w:left w:w="220" w:type="dxa"/>
@@ -2559,10 +2559,10 @@
                 <w:rFonts w:ascii="Aptos" w:hAnsi="Aptos"/>
                 <w:b/>
                 <w:i w:val="0"/>
-                <w:color w:val="8A6400"/>
+                <w:color w:val="CE1126"/>
                 <w:sz w:val="19"/>
               </w:rPr>
-              <w:t xml:space="preserve">DID YOU KNOW?</w:t>
+              <w:t xml:space="preserve">BEFORE YOU DELIVER</w:t>
             </w:r>
           </w:p>
           <w:p>
@@ -2577,7 +2577,7 @@
                 <w:color w:val="1A1A1A"/>
                 <w:sz w:val="20"/>
               </w:rPr>
-              <w:t xml:space="preserve">Germany lost its colonies after the First World War. Most of Kamerun was then ruled by France, with part ruled by Britain.</w:t>
+              <w:t xml:space="preserve">This session deals with colonial injustice and an execution. Some learners may connect it to their own family history. Give a warning before discussing his death and keep the discussion respectful.</w:t>
             </w:r>
           </w:p>
         </w:tc>
@@ -2591,6 +2591,21 @@
         <w:rPr>
           <w:sz w:val="4"/>
         </w:rPr>
+      </w:r>
+    </w:p>
+    <w:p>
+      <w:pPr>
+        <w:spacing w:before="0" w:after="120"/>
+      </w:pPr>
+      <w:r>
+        <w:rPr>
+          <w:rFonts w:ascii="Aptos" w:hAnsi="Aptos"/>
+          <w:b w:val="0"/>
+          <w:i/>
+          <w:color w:val="5E5E5E"/>
+          <w:sz w:val="20"/>
+        </w:rPr>
+        <w:t xml:space="preserve">Follow your setting's safeguarding policy. If a student makes a disclosure, stay calm, listen, do not promise confidentiality, and report it to the Designated Safeguarding Lead.</w:t>
       </w:r>
     </w:p>
     <w:p>
@@ -2614,7 +2629,7 @@
           <w:color w:val="FFFFFF"/>
           <w:sz w:val="27"/>
         </w:rPr>
-        <w:t xml:space="preserve">6.  Discussion Prompts</w:t>
+        <w:t xml:space="preserve">9.  Extension Ideas</w:t>
       </w:r>
     </w:p>
     <w:p>
@@ -2640,7 +2655,7 @@
           <w:color w:val="1A1A1A"/>
           <w:sz w:val="20"/>
         </w:rPr>
-        <w:t xml:space="preserve">Why do you think the German authorities saw him as such a threat?</w:t>
+        <w:t xml:space="preserve">Find out who Emily Duala Manga Bell was and why Berlin chose to honour her too.</w:t>
       </w:r>
     </w:p>
     <w:p>
@@ -2666,521 +2681,9 @@
           <w:color w:val="1A1A1A"/>
           <w:sz w:val="20"/>
         </w:rPr>
-        <w:t xml:space="preserve">He had been educated in Germany. How might that have helped him fight back?</w:t>
-      </w:r>
-    </w:p>
-    <w:p>
-      <w:pPr>
-        <w:spacing w:after="60"/>
-        <w:ind w:left="454" w:hanging="255"/>
-      </w:pPr>
-      <w:r>
-        <w:rPr>
-          <w:rFonts w:ascii="Aptos" w:hAnsi="Aptos"/>
-          <w:b/>
-          <w:i w:val="0"/>
-          <w:color w:val="007A3D"/>
-          <w:sz w:val="16"/>
-        </w:rPr>
-        <w:t xml:space="preserve">■  </w:t>
-      </w:r>
-      <w:r>
-        <w:rPr>
-          <w:rFonts w:ascii="Aptos" w:hAnsi="Aptos"/>
-          <w:b w:val="0"/>
-          <w:i w:val="0"/>
-          <w:color w:val="1A1A1A"/>
-          <w:sz w:val="20"/>
-        </w:rPr>
-        <w:t xml:space="preserve">Why is it important for countries like Germany to remember people like him?</w:t>
-      </w:r>
-    </w:p>
-    <w:p>
-      <w:pPr>
-        <w:spacing w:after="60"/>
-        <w:ind w:left="454" w:hanging="255"/>
-      </w:pPr>
-      <w:r>
-        <w:rPr>
-          <w:rFonts w:ascii="Aptos" w:hAnsi="Aptos"/>
-          <w:b/>
-          <w:i w:val="0"/>
-          <w:color w:val="CE1126"/>
-          <w:sz w:val="16"/>
-        </w:rPr>
-        <w:t xml:space="preserve">■  </w:t>
-      </w:r>
-      <w:r>
-        <w:rPr>
-          <w:rFonts w:ascii="Aptos" w:hAnsi="Aptos"/>
-          <w:b w:val="0"/>
-          <w:i w:val="0"/>
-          <w:color w:val="1A1A1A"/>
-          <w:sz w:val="20"/>
-        </w:rPr>
-        <w:t xml:space="preserve">Are there people today who protest using the law, petitions or the courts?</w:t>
-      </w:r>
-    </w:p>
-    <w:p>
-      <w:pPr>
-        <w:spacing w:after="0" w:line="160" w:lineRule="exact"/>
-      </w:pPr>
-      <w:r>
-        <w:rPr>
-          <w:sz w:val="4"/>
-        </w:rPr>
-      </w:r>
-    </w:p>
-    <w:p>
-      <w:pPr>
-        <w:keepNext/>
-        <w:pBdr>
-          <w:top w:val="single" w:sz="4" w:space="4" w:color="CE1126"/>
-          <w:left w:val="single" w:sz="4" w:space="6" w:color="CE1126"/>
-          <w:bottom w:val="single" w:sz="4" w:space="4" w:color="CE1126"/>
-          <w:right w:val="single" w:sz="4" w:space="6" w:color="CE1126"/>
-        </w:pBdr>
-        <w:shd w:val="clear" w:color="auto" w:fill="CE1126"/>
-        <w:spacing w:before="200" w:after="120"/>
-        <w:ind w:left="68" w:right="68"/>
-      </w:pPr>
-      <w:r>
-        <w:rPr>
-          <w:rFonts w:ascii="Aptos Display" w:hAnsi="Aptos Display"/>
-          <w:b/>
-          <w:i w:val="0"/>
-          <w:color w:val="FFFFFF"/>
-          <w:sz w:val="27"/>
-        </w:rPr>
-        <w:t xml:space="preserve">7.  Delivery Notes</w:t>
-      </w:r>
-    </w:p>
-    <w:p>
-      <w:pPr>
-        <w:spacing w:after="60"/>
-        <w:ind w:left="454" w:hanging="255"/>
-      </w:pPr>
-      <w:r>
-        <w:rPr>
-          <w:rFonts w:ascii="Aptos" w:hAnsi="Aptos"/>
-          <w:b/>
-          <w:i w:val="0"/>
-          <w:color w:val="CE1126"/>
-          <w:sz w:val="16"/>
-        </w:rPr>
-        <w:t xml:space="preserve">■  </w:t>
-      </w:r>
-      <w:r>
-        <w:rPr>
-          <w:rFonts w:ascii="Aptos" w:hAnsi="Aptos"/>
-          <w:b/>
-          <w:i w:val="0"/>
-          <w:color w:val="1A1A1A"/>
-          <w:sz w:val="20"/>
-        </w:rPr>
-        <w:t xml:space="preserve">Colonialism: </w:t>
-      </w:r>
-      <w:r>
-        <w:rPr>
-          <w:rFonts w:ascii="Aptos" w:hAnsi="Aptos"/>
-          <w:b w:val="0"/>
-          <w:i w:val="0"/>
-          <w:color w:val="1A1A1A"/>
-          <w:sz w:val="20"/>
-        </w:rPr>
-        <w:t xml:space="preserve">define it clearly at the start – one country taking control of another country and its people.</w:t>
-      </w:r>
-    </w:p>
-    <w:p>
-      <w:pPr>
-        <w:spacing w:after="60"/>
-        <w:ind w:left="454" w:hanging="255"/>
-      </w:pPr>
-      <w:r>
-        <w:rPr>
-          <w:rFonts w:ascii="Aptos" w:hAnsi="Aptos"/>
-          <w:b/>
-          <w:i w:val="0"/>
-          <w:color w:val="E8A800"/>
-          <w:sz w:val="16"/>
-        </w:rPr>
-        <w:t xml:space="preserve">■  </w:t>
-      </w:r>
-      <w:r>
-        <w:rPr>
-          <w:rFonts w:ascii="Aptos" w:hAnsi="Aptos"/>
-          <w:b/>
-          <w:i w:val="0"/>
-          <w:color w:val="1A1A1A"/>
-          <w:sz w:val="20"/>
-        </w:rPr>
-        <w:t xml:space="preserve">Execution: </w:t>
-      </w:r>
-      <w:r>
-        <w:rPr>
-          <w:rFonts w:ascii="Aptos" w:hAnsi="Aptos"/>
-          <w:b w:val="0"/>
-          <w:i w:val="0"/>
-          <w:color w:val="1A1A1A"/>
-          <w:sz w:val="20"/>
-        </w:rPr>
-        <w:t xml:space="preserve">state the facts calmly. Do not describe or show images of the execution.</w:t>
-      </w:r>
-    </w:p>
-    <w:p>
-      <w:pPr>
-        <w:spacing w:after="60"/>
-        <w:ind w:left="454" w:hanging="255"/>
-      </w:pPr>
-      <w:r>
-        <w:rPr>
-          <w:rFonts w:ascii="Aptos" w:hAnsi="Aptos"/>
-          <w:b/>
-          <w:i w:val="0"/>
-          <w:color w:val="007A3D"/>
-          <w:sz w:val="16"/>
-        </w:rPr>
-        <w:t xml:space="preserve">■  </w:t>
-      </w:r>
-      <w:r>
-        <w:rPr>
-          <w:rFonts w:ascii="Aptos" w:hAnsi="Aptos"/>
-          <w:b/>
-          <w:i w:val="0"/>
-          <w:color w:val="1A1A1A"/>
-          <w:sz w:val="20"/>
-        </w:rPr>
-        <w:t xml:space="preserve">Letter: </w:t>
-      </w:r>
-      <w:r>
-        <w:rPr>
-          <w:rFonts w:ascii="Aptos" w:hAnsi="Aptos"/>
-          <w:b w:val="0"/>
-          <w:i w:val="0"/>
-          <w:color w:val="1A1A1A"/>
-          <w:sz w:val="20"/>
-        </w:rPr>
-        <w:t xml:space="preserve">frame for lower literacy: “We, the Duala people, ask you to… because… It is unfair that… Please…”.</w:t>
-      </w:r>
-    </w:p>
-    <w:p>
-      <w:pPr>
-        <w:spacing w:after="60"/>
-        <w:ind w:left="454" w:hanging="255"/>
-      </w:pPr>
-      <w:r>
-        <w:rPr>
-          <w:rFonts w:ascii="Aptos" w:hAnsi="Aptos"/>
-          <w:b/>
-          <w:i w:val="0"/>
-          <w:color w:val="CE1126"/>
-          <w:sz w:val="16"/>
-        </w:rPr>
-        <w:t xml:space="preserve">■  </w:t>
-      </w:r>
-      <w:r>
-        <w:rPr>
-          <w:rFonts w:ascii="Aptos" w:hAnsi="Aptos"/>
-          <w:b/>
-          <w:i w:val="0"/>
-          <w:color w:val="1A1A1A"/>
-          <w:sz w:val="20"/>
-        </w:rPr>
-        <w:t xml:space="preserve">Extension: </w:t>
-      </w:r>
-      <w:r>
-        <w:rPr>
-          <w:rFonts w:ascii="Aptos" w:hAnsi="Aptos"/>
-          <w:b w:val="0"/>
-          <w:i w:val="0"/>
-          <w:color w:val="1A1A1A"/>
-          <w:sz w:val="20"/>
-        </w:rPr>
-        <w:t xml:space="preserve">learners find out who Emily Duala Manga Bell was and why Berlin chose to honour her too.</w:t>
-      </w:r>
-    </w:p>
-    <w:p>
-      <w:pPr>
-        <w:spacing w:after="60"/>
-        <w:ind w:left="454" w:hanging="255"/>
-      </w:pPr>
-      <w:r>
-        <w:rPr>
-          <w:rFonts w:ascii="Aptos" w:hAnsi="Aptos"/>
-          <w:b/>
-          <w:i w:val="0"/>
-          <w:color w:val="E8A800"/>
-          <w:sz w:val="16"/>
-        </w:rPr>
-        <w:t xml:space="preserve">■  </w:t>
-      </w:r>
-      <w:r>
-        <w:rPr>
-          <w:rFonts w:ascii="Aptos" w:hAnsi="Aptos"/>
-          <w:b/>
-          <w:i w:val="0"/>
-          <w:color w:val="1A1A1A"/>
-          <w:sz w:val="20"/>
-        </w:rPr>
-        <w:t xml:space="preserve">Photos: </w:t>
-      </w:r>
-      <w:r>
-        <w:rPr>
-          <w:rFonts w:ascii="Aptos" w:hAnsi="Aptos"/>
-          <w:b w:val="0"/>
-          <w:i w:val="0"/>
-          <w:color w:val="1A1A1A"/>
-          <w:sz w:val="20"/>
-        </w:rPr>
-        <w:t xml:space="preserve">the worksheet shows an earlier King Bell (about 1874), Rudolf as a young man, and La Pagode – the Bell family palace in Douala – then and now. Ask: what changed between the two King Bell photos?</w:t>
-      </w:r>
-    </w:p>
-    <w:p>
-      <w:pPr>
-        <w:spacing w:after="0" w:line="160" w:lineRule="exact"/>
-      </w:pPr>
-      <w:r>
-        <w:rPr>
-          <w:sz w:val="4"/>
-        </w:rPr>
-      </w:r>
-    </w:p>
-    <w:p>
-      <w:pPr>
-        <w:keepNext/>
-        <w:pBdr>
-          <w:top w:val="single" w:sz="4" w:space="4" w:color="E8A800"/>
-          <w:left w:val="single" w:sz="4" w:space="6" w:color="E8A800"/>
-          <w:bottom w:val="single" w:sz="4" w:space="4" w:color="E8A800"/>
-          <w:right w:val="single" w:sz="4" w:space="6" w:color="E8A800"/>
-        </w:pBdr>
-        <w:shd w:val="clear" w:color="auto" w:fill="E8A800"/>
-        <w:spacing w:before="200" w:after="120"/>
-        <w:ind w:left="68" w:right="68"/>
-      </w:pPr>
-      <w:r>
-        <w:rPr>
-          <w:rFonts w:ascii="Aptos Display" w:hAnsi="Aptos Display"/>
-          <w:b/>
-          <w:i w:val="0"/>
-          <w:color w:val="1A1A1A"/>
-          <w:sz w:val="27"/>
-        </w:rPr>
-        <w:t xml:space="preserve">8.  Answer Key</w:t>
-      </w:r>
-    </w:p>
-    <w:p>
-      <w:pPr>
-        <w:keepNext/>
-        <w:spacing w:before="0" w:after="40"/>
-      </w:pPr>
-      <w:r>
-        <w:rPr>
-          <w:rFonts w:ascii="Aptos" w:hAnsi="Aptos"/>
-          <w:b/>
-          <w:i w:val="0"/>
-          <w:color w:val="007A3D"/>
-          <w:sz w:val="21"/>
-        </w:rPr>
-        <w:t xml:space="preserve">Part 3 – Word match</w:t>
-      </w:r>
-    </w:p>
-    <w:p>
-      <w:pPr>
-        <w:spacing w:before="0" w:after="120"/>
-      </w:pPr>
-      <w:r>
-        <w:rPr>
-          <w:rFonts w:ascii="Aptos" w:hAnsi="Aptos"/>
-          <w:b w:val="0"/>
-          <w:i w:val="0"/>
-          <w:color w:val="1A1A1A"/>
-          <w:sz w:val="20"/>
-        </w:rPr>
-        <w:t xml:space="preserve">Colony – a country controlled by another country  ·  Petition – a formal written request signed by people  ·  Treaty – a written agreement between leaders  ·  Treason – the crime of betraying your country's rulers  ·  Expropriation – taking land away from its owners</w:t>
-      </w:r>
-    </w:p>
-    <w:p>
-      <w:pPr>
-        <w:keepNext/>
-        <w:spacing w:before="0" w:after="40"/>
-      </w:pPr>
-      <w:r>
-        <w:rPr>
-          <w:rFonts w:ascii="Aptos" w:hAnsi="Aptos"/>
-          <w:b/>
-          <w:i w:val="0"/>
-          <w:color w:val="007A3D"/>
-          <w:sz w:val="21"/>
-        </w:rPr>
-        <w:t xml:space="preserve">Part 4 – Timeline</w:t>
-      </w:r>
-    </w:p>
-    <w:p>
-      <w:pPr>
-        <w:spacing w:before="0" w:after="120"/>
-      </w:pPr>
-      <w:r>
-        <w:rPr>
-          <w:rFonts w:ascii="Aptos" w:hAnsi="Aptos"/>
-          <w:b w:val="0"/>
-          <w:i w:val="0"/>
-          <w:color w:val="1A1A1A"/>
-          <w:sz w:val="20"/>
-        </w:rPr>
-        <w:t xml:space="preserve">Born in Douala (1)  ·  Treaty with Germany (2)  ·  Educated in Germany (3)  ·  Becomes king (4)  ·  Germany's land plan (5)  ·  Petitions to the Reichstag (6)  ·  Removed as king (7)  ·  Executed (8)</w:t>
-      </w:r>
-    </w:p>
-    <w:p>
-      <w:pPr>
-        <w:keepNext/>
-        <w:spacing w:before="0" w:after="40"/>
-      </w:pPr>
-      <w:r>
-        <w:rPr>
-          <w:rFonts w:ascii="Aptos" w:hAnsi="Aptos"/>
-          <w:b/>
-          <w:i w:val="0"/>
-          <w:color w:val="007A3D"/>
-          <w:sz w:val="21"/>
-        </w:rPr>
-        <w:t xml:space="preserve">Part 5 – Fighting back</w:t>
-      </w:r>
-    </w:p>
-    <w:p>
-      <w:pPr>
-        <w:spacing w:before="0" w:after="120"/>
-      </w:pPr>
-      <w:r>
-        <w:rPr>
-          <w:rFonts w:ascii="Aptos" w:hAnsi="Aptos"/>
-          <w:b w:val="0"/>
-          <w:i w:val="0"/>
-          <w:color w:val="1A1A1A"/>
-          <w:sz w:val="20"/>
-        </w:rPr>
-        <w:t xml:space="preserve">Used: letters, petitions to parliament, hiring a lawyer, seeking support from German journalists and politicians, asking other countries for help. Not used: an armed uprising.</w:t>
-      </w:r>
-    </w:p>
-    <w:p>
-      <w:pPr>
-        <w:keepNext/>
-        <w:spacing w:before="0" w:after="40"/>
-      </w:pPr>
-      <w:r>
-        <w:rPr>
-          <w:rFonts w:ascii="Aptos" w:hAnsi="Aptos"/>
-          <w:b/>
-          <w:i w:val="0"/>
-          <w:color w:val="007A3D"/>
-          <w:sz w:val="21"/>
-        </w:rPr>
-        <w:t xml:space="preserve">Part 8 – True or false</w:t>
-      </w:r>
-    </w:p>
-    <w:p>
-      <w:pPr>
-        <w:spacing w:before="0" w:after="120"/>
-      </w:pPr>
-      <w:r>
-        <w:rPr>
-          <w:rFonts w:ascii="Aptos" w:hAnsi="Aptos"/>
-          <w:b w:val="0"/>
-          <w:i w:val="0"/>
-          <w:color w:val="1A1A1A"/>
-          <w:sz w:val="20"/>
-        </w:rPr>
-        <w:t xml:space="preserve">1 True  ·  2 False (Germany)  ·  3 True  ·  4 False (he used letters, petitions and lawyers)  ·  5 True  ·  6 False (hanged in 1914)</w:t>
-      </w:r>
-    </w:p>
-    <w:p>
-      <w:pPr>
-        <w:keepNext/>
-        <w:pBdr>
-          <w:top w:val="single" w:sz="4" w:space="4" w:color="007A3D"/>
-          <w:left w:val="single" w:sz="4" w:space="6" w:color="007A3D"/>
-          <w:bottom w:val="single" w:sz="4" w:space="4" w:color="007A3D"/>
-          <w:right w:val="single" w:sz="4" w:space="6" w:color="007A3D"/>
-        </w:pBdr>
-        <w:shd w:val="clear" w:color="auto" w:fill="007A3D"/>
-        <w:spacing w:before="200" w:after="120"/>
-        <w:ind w:left="68" w:right="68"/>
-      </w:pPr>
-      <w:r>
-        <w:rPr>
-          <w:rFonts w:ascii="Aptos Display" w:hAnsi="Aptos Display"/>
-          <w:b/>
-          <w:i w:val="0"/>
-          <w:color w:val="FFFFFF"/>
-          <w:sz w:val="27"/>
-        </w:rPr>
-        <w:t xml:space="preserve">9.  Safeguarding</w:t>
-      </w:r>
-    </w:p>
-    <w:tbl>
-      <w:tblPr>
-        <w:tblW w:type="auto" w:w="0"/>
-        <w:jc w:val="center"/>
-        <w:tblLayout w:type="fixed"/>
-        <w:tblLook w:firstColumn="1" w:firstRow="1" w:lastColumn="0" w:lastRow="0" w:noHBand="0" w:noVBand="1" w:val="04A0"/>
-      </w:tblPr>
-      <w:tblGrid>
-        <w:gridCol w:w="9242"/>
-      </w:tblGrid>
-      <w:tr>
-        <w:trPr>
-          <w:cantSplit/>
-        </w:trPr>
-        <w:tc>
-          <w:tcPr>
-            <w:tcW w:type="dxa" w:w="9242"/>
-            <w:tcBorders>
-              <w:top w:val="nil"/>
-              <w:left w:val="single" w:sz="36" w:space="0" w:color="CE1126"/>
-              <w:bottom w:val="nil"/>
-              <w:right w:val="nil"/>
-            </w:tcBorders>
-            <w:shd w:val="clear" w:color="auto" w:fill="FBE4E7"/>
-            <w:tcMar>
-              <w:top w:w="110" w:type="dxa"/>
-              <w:left w:w="220" w:type="dxa"/>
-              <w:bottom w:w="110" w:type="dxa"/>
-              <w:right w:w="180" w:type="dxa"/>
-            </w:tcMar>
-          </w:tcPr>
-          <w:p>
-            <w:pPr>
-              <w:spacing w:after="60"/>
-            </w:pPr>
-            <w:r>
-              <w:rPr>
-                <w:rFonts w:ascii="Aptos" w:hAnsi="Aptos"/>
-                <w:b/>
-                <w:i w:val="0"/>
-                <w:color w:val="CE1126"/>
-                <w:sz w:val="19"/>
-              </w:rPr>
-              <w:t xml:space="preserve">HANDLE WITH CARE</w:t>
-            </w:r>
-          </w:p>
-          <w:p>
-            <w:pPr>
-              <w:spacing w:after="0"/>
-            </w:pPr>
-            <w:r>
-              <w:rPr>
-                <w:rFonts w:ascii="Aptos" w:hAnsi="Aptos"/>
-                <w:b w:val="0"/>
-                <w:i w:val="0"/>
-                <w:color w:val="1A1A1A"/>
-                <w:sz w:val="20"/>
-              </w:rPr>
-              <w:t xml:space="preserve">This session deals with colonial injustice and an execution. Some learners may find this upsetting or connect it to their own family history. Give a warning before discussing his death, keep the discussion respectful, and follow your setting's safeguarding policy if a learner becomes distressed or discloses a concern.</w:t>
-            </w:r>
-          </w:p>
-        </w:tc>
-      </w:tr>
-    </w:tbl>
+        <w:t xml:space="preserve">Research another leader who resisted colonial rule peacefully.</w:t>
+      </w:r>
+    </w:p>
     <w:p>
       <w:pPr>
         <w:spacing w:after="0" w:line="20" w:lineRule="exact"/>
